--- a/scenarios/PRODUCTION-PROMPTS-MASTER-v2.docx
+++ b/scenarios/PRODUCTION-PROMPTS-MASTER-v2.docx
@@ -9,7 +9,7 @@
           <w:color w:val="071734"/>
           <w:sz w:val="44"/>
         </w:rPr>
-        <w:t>FUTUREPROOF — Asset Production Prompt Master (v2)</w:t>
+        <w:t>FUTUREPROOF — Asset Production Prompt Master (v2 · VIDEO)</w:t>
       </w:r>
     </w:p>
     <w:p>
@@ -52,7 +52,7 @@
         <w:pStyle w:val="ListBullet"/>
       </w:pPr>
       <w:r>
-        <w:t>AUDIO SCRIPTS ARE VERBATIM: every spoken word must match the script exactly — it is the same text shown on screen and in the .vtt caption. Paraphrasing breaks the caption sync and the comprehension items that quote stakeholders.</w:t>
+        <w:t>SCRIPTS ARE VERBATIM (spoken AND burned-in subtitle): every spoken word must match the script exactly — it is the same text shown on screen and in the .vtt caption. Paraphrasing breaks the caption sync and the comprehension items that quote stakeholders.</w:t>
       </w:r>
     </w:p>
     <w:p>
@@ -60,7 +60,7 @@
         <w:pStyle w:val="ListBullet"/>
       </w:pPr>
       <w:r>
-        <w:t>STATUS — Khon Kaen: code wired; .vtt captions already shipped; the 4 stakeholder MP3s are MISSING (placeholder UI shows until they exist); portraits are baseline SVGs you may upgrade.</w:t>
+        <w:t>STATUS — Khon Kaen: code wired; .vtt captions already shipped; the 4 stakeholder VIDEO clips are MISSING (placeholder UI shows until they exist); portraits are baseline SVGs you may upgrade.</w:t>
       </w:r>
     </w:p>
     <w:p>
@@ -84,7 +84,7 @@
         <w:pStyle w:val="ListBullet"/>
       </w:pPr>
       <w:r>
-        <w:t>Audio engine behaviour: the player auto-detects a missing file and shows a graceful 'production pending' chip — so partial delivery never breaks a demo. Ship audio as you finish each one.</w:t>
+        <w:t>Audio engine behaviour: the player auto-detects a missing file and shows a graceful 'production pending' chip — so partial delivery never breaks a demo. Ship each video as you finish it; partial delivery never breaks a demo.</w:t>
       </w:r>
     </w:p>
     <w:p>
@@ -108,7 +108,7 @@
           <w:i/>
           <w:sz w:val="20"/>
         </w:rPr>
-        <w:t>Status: wired, captions shipped, MP3 audio MISSING. Produce A1–A4 first (highest visible impact).</w:t>
+        <w:t>Status: wired, captions shipped, MP3 audio MISSING. Produce A1–A4 first (highest visible impact). Each is a short video clip with the English subtitle text burned into the picture.</w:t>
       </w:r>
     </w:p>
     <w:p>
@@ -118,7 +118,7 @@
           <w:color w:val="B57C34"/>
           <w:sz w:val="24"/>
         </w:rPr>
-        <w:t>Part A — Audio (ElevenLabs)</w:t>
+        <w:t>Part A — Video dispatches (English subtitles BURNED IN)</w:t>
       </w:r>
     </w:p>
     <w:p>
@@ -193,7 +193,7 @@
               <w:rPr>
                 <w:sz w:val="18"/>
               </w:rPr>
-              <w:t>ElevenLabs (Multilingual v2 or v3) — English narration, Thai-accented</w:t>
+              <w:t>Video production (filmed actor OR AI talking-avatar) with the EXACT English subtitle text BURNED INTO the picture — no sidecar track</w:t>
             </w:r>
           </w:p>
         </w:tc>
@@ -222,7 +222,7 @@
               <w:rPr>
                 <w:sz w:val="18"/>
               </w:rPr>
-              <w:t>/assets/scenarios/sdg06-khonkaen/audio/01-rice-farmer.mp3</w:t>
+              <w:t>/assets/scenarios/sdg06-khonkaen/video/01-rice-farmer.mp4</w:t>
             </w:r>
           </w:p>
         </w:tc>
@@ -238,7 +238,7 @@
                 <w:b/>
                 <w:sz w:val="18"/>
               </w:rPr>
-              <w:t>Caption (.vtt) pairing</w:t>
+              <w:t>Subtitle burn-in source (.vtt)</w:t>
             </w:r>
           </w:p>
         </w:tc>
@@ -251,7 +251,7 @@
               <w:rPr>
                 <w:sz w:val="18"/>
               </w:rPr>
-              <w:t>/assets/scenarios/sdg06-khonkaen/audio/01-rice-farmer.vtt  (already shipped for Khon Kaen — audio must match it verbatim)</w:t>
+              <w:t>/assets/scenarios/sdg06-khonkaen/audio/01-rice-farmer.vtt  (the exact words to BURN into the video — verbatim)</w:t>
             </w:r>
           </w:p>
         </w:tc>
@@ -383,7 +383,7 @@
                 <w:b/>
                 <w:sz w:val="18"/>
               </w:rPr>
-              <w:t>ElevenLabs settings (start here, tune by ear)</w:t>
+              <w:t>Video &amp; subtitle spec</w:t>
             </w:r>
           </w:p>
         </w:tc>
@@ -396,7 +396,7 @@
               <w:rPr>
                 <w:sz w:val="18"/>
               </w:rPr>
-              <w:t>Stability 0.40–0.55 · Similarity 0.75 · Style 0.30–0.45 · Speaker-boost ON. Read at the wpm above; do not rush the final sentence. One natural breath at each em-dash / question mark.</w:t>
+              <w:t>1080p (≥720p) MP4 H.264 + AAC, 16:9, ≤ ~12 MB. Speaker visible, neutral background. Burn the English subtitle text (below) into the lower third — high-contrast, 2 lines max, timed to speech. Do NOT ship a sidecar .vtt; the subtitles are part of the picture.</w:t>
             </w:r>
           </w:p>
         </w:tc>
@@ -438,7 +438,7 @@
         <w:pStyle w:val="ListBullet2"/>
       </w:pPr>
       <w:r>
-        <w:t>Spoken words EXACTLY match the script (and the .vtt) — no paraphrase, no added 'um', no dropped clause.</w:t>
+        <w:t>Spoken words AND the burned-in subtitles EXACTLY match the script — no paraphrase, no added 'um', no dropped clause.</w:t>
       </w:r>
     </w:p>
     <w:p>
@@ -470,7 +470,7 @@
         <w:pStyle w:val="ListBullet2"/>
       </w:pPr>
       <w:r>
-        <w:t>Exported as MP3 (mono, 128 kbps OK) and placed exactly at /assets/scenarios/sdg06-khonkaen/audio/01-rice-farmer.mp3 — filename is load-bearing, do not rename.</w:t>
+        <w:t>Exported as MP4 (H.264/AAC) and placed exactly at /assets/scenarios/sdg06-khonkaen/video/01-rice-farmer.mp4 — filename is load-bearing, do not rename.</w:t>
       </w:r>
     </w:p>
     <w:p/>
@@ -546,7 +546,7 @@
               <w:rPr>
                 <w:sz w:val="18"/>
               </w:rPr>
-              <w:t>ElevenLabs (Multilingual v2 or v3) — English narration, Thai-accented</w:t>
+              <w:t>Video production (filmed actor OR AI talking-avatar) with the EXACT English subtitle text BURNED INTO the picture — no sidecar track</w:t>
             </w:r>
           </w:p>
         </w:tc>
@@ -575,7 +575,7 @@
               <w:rPr>
                 <w:sz w:val="18"/>
               </w:rPr>
-              <w:t>/assets/scenarios/sdg06-khonkaen/audio/02-pwa-manager.mp3</w:t>
+              <w:t>/assets/scenarios/sdg06-khonkaen/video/02-pwa-manager.mp4</w:t>
             </w:r>
           </w:p>
         </w:tc>
@@ -591,7 +591,7 @@
                 <w:b/>
                 <w:sz w:val="18"/>
               </w:rPr>
-              <w:t>Caption (.vtt) pairing</w:t>
+              <w:t>Subtitle burn-in source (.vtt)</w:t>
             </w:r>
           </w:p>
         </w:tc>
@@ -604,7 +604,7 @@
               <w:rPr>
                 <w:sz w:val="18"/>
               </w:rPr>
-              <w:t>/assets/scenarios/sdg06-khonkaen/audio/02-pwa-manager.vtt  (already shipped for Khon Kaen — audio must match it verbatim)</w:t>
+              <w:t>/assets/scenarios/sdg06-khonkaen/audio/02-pwa-manager.vtt  (the exact words to BURN into the video — verbatim)</w:t>
             </w:r>
           </w:p>
         </w:tc>
@@ -736,7 +736,7 @@
                 <w:b/>
                 <w:sz w:val="18"/>
               </w:rPr>
-              <w:t>ElevenLabs settings (start here, tune by ear)</w:t>
+              <w:t>Video &amp; subtitle spec</w:t>
             </w:r>
           </w:p>
         </w:tc>
@@ -749,7 +749,7 @@
               <w:rPr>
                 <w:sz w:val="18"/>
               </w:rPr>
-              <w:t>Stability 0.40–0.55 · Similarity 0.75 · Style 0.30–0.45 · Speaker-boost ON. Read at the wpm above; do not rush the final sentence. One natural breath at each em-dash / question mark.</w:t>
+              <w:t>1080p (≥720p) MP4 H.264 + AAC, 16:9, ≤ ~12 MB. Speaker visible, neutral background. Burn the English subtitle text (below) into the lower third — high-contrast, 2 lines max, timed to speech. Do NOT ship a sidecar .vtt; the subtitles are part of the picture.</w:t>
             </w:r>
           </w:p>
         </w:tc>
@@ -791,7 +791,7 @@
         <w:pStyle w:val="ListBullet2"/>
       </w:pPr>
       <w:r>
-        <w:t>Spoken words EXACTLY match the script (and the .vtt) — no paraphrase, no added 'um', no dropped clause.</w:t>
+        <w:t>Spoken words AND the burned-in subtitles EXACTLY match the script — no paraphrase, no added 'um', no dropped clause.</w:t>
       </w:r>
     </w:p>
     <w:p>
@@ -823,7 +823,7 @@
         <w:pStyle w:val="ListBullet2"/>
       </w:pPr>
       <w:r>
-        <w:t>Exported as MP3 (mono, 128 kbps OK) and placed exactly at /assets/scenarios/sdg06-khonkaen/audio/02-pwa-manager.mp3 — filename is load-bearing, do not rename.</w:t>
+        <w:t>Exported as MP4 (H.264/AAC) and placed exactly at /assets/scenarios/sdg06-khonkaen/video/02-pwa-manager.mp4 — filename is load-bearing, do not rename.</w:t>
       </w:r>
     </w:p>
     <w:p/>
@@ -899,7 +899,7 @@
               <w:rPr>
                 <w:sz w:val="18"/>
               </w:rPr>
-              <w:t>ElevenLabs (Multilingual v2 or v3) — English narration, Thai-accented</w:t>
+              <w:t>Video production (filmed actor OR AI talking-avatar) with the EXACT English subtitle text BURNED INTO the picture — no sidecar track</w:t>
             </w:r>
           </w:p>
         </w:tc>
@@ -928,7 +928,7 @@
               <w:rPr>
                 <w:sz w:val="18"/>
               </w:rPr>
-              <w:t>/assets/scenarios/sdg06-khonkaen/audio/03-plant-director.mp3</w:t>
+              <w:t>/assets/scenarios/sdg06-khonkaen/video/03-plant-director.mp4</w:t>
             </w:r>
           </w:p>
         </w:tc>
@@ -944,7 +944,7 @@
                 <w:b/>
                 <w:sz w:val="18"/>
               </w:rPr>
-              <w:t>Caption (.vtt) pairing</w:t>
+              <w:t>Subtitle burn-in source (.vtt)</w:t>
             </w:r>
           </w:p>
         </w:tc>
@@ -957,7 +957,7 @@
               <w:rPr>
                 <w:sz w:val="18"/>
               </w:rPr>
-              <w:t>/assets/scenarios/sdg06-khonkaen/audio/03-plant-director.vtt  (already shipped for Khon Kaen — audio must match it verbatim)</w:t>
+              <w:t>/assets/scenarios/sdg06-khonkaen/audio/03-plant-director.vtt  (the exact words to BURN into the video — verbatim)</w:t>
             </w:r>
           </w:p>
         </w:tc>
@@ -1089,7 +1089,7 @@
                 <w:b/>
                 <w:sz w:val="18"/>
               </w:rPr>
-              <w:t>ElevenLabs settings (start here, tune by ear)</w:t>
+              <w:t>Video &amp; subtitle spec</w:t>
             </w:r>
           </w:p>
         </w:tc>
@@ -1102,7 +1102,7 @@
               <w:rPr>
                 <w:sz w:val="18"/>
               </w:rPr>
-              <w:t>Stability 0.40–0.55 · Similarity 0.75 · Style 0.30–0.45 · Speaker-boost ON. Read at the wpm above; do not rush the final sentence. One natural breath at each em-dash / question mark.</w:t>
+              <w:t>1080p (≥720p) MP4 H.264 + AAC, 16:9, ≤ ~12 MB. Speaker visible, neutral background. Burn the English subtitle text (below) into the lower third — high-contrast, 2 lines max, timed to speech. Do NOT ship a sidecar .vtt; the subtitles are part of the picture.</w:t>
             </w:r>
           </w:p>
         </w:tc>
@@ -1144,7 +1144,7 @@
         <w:pStyle w:val="ListBullet2"/>
       </w:pPr>
       <w:r>
-        <w:t>Spoken words EXACTLY match the script (and the .vtt) — no paraphrase, no added 'um', no dropped clause.</w:t>
+        <w:t>Spoken words AND the burned-in subtitles EXACTLY match the script — no paraphrase, no added 'um', no dropped clause.</w:t>
       </w:r>
     </w:p>
     <w:p>
@@ -1176,7 +1176,7 @@
         <w:pStyle w:val="ListBullet2"/>
       </w:pPr>
       <w:r>
-        <w:t>Exported as MP3 (mono, 128 kbps OK) and placed exactly at /assets/scenarios/sdg06-khonkaen/audio/03-plant-director.mp3 — filename is load-bearing, do not rename.</w:t>
+        <w:t>Exported as MP4 (H.264/AAC) and placed exactly at /assets/scenarios/sdg06-khonkaen/video/03-plant-director.mp4 — filename is load-bearing, do not rename.</w:t>
       </w:r>
     </w:p>
     <w:p/>
@@ -1252,7 +1252,7 @@
               <w:rPr>
                 <w:sz w:val="18"/>
               </w:rPr>
-              <w:t>ElevenLabs (Multilingual v2 or v3) — English narration, Thai-accented</w:t>
+              <w:t>Video production (filmed actor OR AI talking-avatar) with the EXACT English subtitle text BURNED INTO the picture — no sidecar track</w:t>
             </w:r>
           </w:p>
         </w:tc>
@@ -1281,7 +1281,7 @@
               <w:rPr>
                 <w:sz w:val="18"/>
               </w:rPr>
-              <w:t>/assets/scenarios/sdg06-khonkaen/audio/04-health-volunteer.mp3</w:t>
+              <w:t>/assets/scenarios/sdg06-khonkaen/video/04-health-volunteer.mp4</w:t>
             </w:r>
           </w:p>
         </w:tc>
@@ -1297,7 +1297,7 @@
                 <w:b/>
                 <w:sz w:val="18"/>
               </w:rPr>
-              <w:t>Caption (.vtt) pairing</w:t>
+              <w:t>Subtitle burn-in source (.vtt)</w:t>
             </w:r>
           </w:p>
         </w:tc>
@@ -1310,7 +1310,7 @@
               <w:rPr>
                 <w:sz w:val="18"/>
               </w:rPr>
-              <w:t>/assets/scenarios/sdg06-khonkaen/audio/04-health-volunteer.vtt  (already shipped for Khon Kaen — audio must match it verbatim)</w:t>
+              <w:t>/assets/scenarios/sdg06-khonkaen/audio/04-health-volunteer.vtt  (the exact words to BURN into the video — verbatim)</w:t>
             </w:r>
           </w:p>
         </w:tc>
@@ -1442,7 +1442,7 @@
                 <w:b/>
                 <w:sz w:val="18"/>
               </w:rPr>
-              <w:t>ElevenLabs settings (start here, tune by ear)</w:t>
+              <w:t>Video &amp; subtitle spec</w:t>
             </w:r>
           </w:p>
         </w:tc>
@@ -1455,7 +1455,7 @@
               <w:rPr>
                 <w:sz w:val="18"/>
               </w:rPr>
-              <w:t>Stability 0.40–0.55 · Similarity 0.75 · Style 0.30–0.45 · Speaker-boost ON. Read at the wpm above; do not rush the final sentence. One natural breath at each em-dash / question mark.</w:t>
+              <w:t>1080p (≥720p) MP4 H.264 + AAC, 16:9, ≤ ~12 MB. Speaker visible, neutral background. Burn the English subtitle text (below) into the lower third — high-contrast, 2 lines max, timed to speech. Do NOT ship a sidecar .vtt; the subtitles are part of the picture.</w:t>
             </w:r>
           </w:p>
         </w:tc>
@@ -1497,7 +1497,7 @@
         <w:pStyle w:val="ListBullet2"/>
       </w:pPr>
       <w:r>
-        <w:t>Spoken words EXACTLY match the script (and the .vtt) — no paraphrase, no added 'um', no dropped clause.</w:t>
+        <w:t>Spoken words AND the burned-in subtitles EXACTLY match the script — no paraphrase, no added 'um', no dropped clause.</w:t>
       </w:r>
     </w:p>
     <w:p>
@@ -1529,7 +1529,7 @@
         <w:pStyle w:val="ListBullet2"/>
       </w:pPr>
       <w:r>
-        <w:t>Exported as MP3 (mono, 128 kbps OK) and placed exactly at /assets/scenarios/sdg06-khonkaen/audio/04-health-volunteer.mp3 — filename is load-bearing, do not rename.</w:t>
+        <w:t>Exported as MP4 (H.264/AAC) and placed exactly at /assets/scenarios/sdg06-khonkaen/video/04-health-volunteer.mp4 — filename is load-bearing, do not rename.</w:t>
       </w:r>
     </w:p>
     <w:p/>
@@ -3134,7 +3134,7 @@
           <w:color w:val="B57C34"/>
           <w:sz w:val="24"/>
         </w:rPr>
-        <w:t>Part A — Audio (ElevenLabs)</w:t>
+        <w:t>Part A — Video dispatches (English subtitles BURNED IN)</w:t>
       </w:r>
     </w:p>
     <w:p>
@@ -3209,7 +3209,7 @@
               <w:rPr>
                 <w:sz w:val="18"/>
               </w:rPr>
-              <w:t>ElevenLabs (Multilingual v2 or v3) — English narration, Thai-accented</w:t>
+              <w:t>Video production (filmed actor OR AI talking-avatar) with the EXACT English subtitle text BURNED INTO the picture — no sidecar track</w:t>
             </w:r>
           </w:p>
         </w:tc>
@@ -3238,7 +3238,7 @@
               <w:rPr>
                 <w:sz w:val="18"/>
               </w:rPr>
-              <w:t>/assets/scenarios/sdg13-chiangmai/audio/01-maize-grower.mp3</w:t>
+              <w:t>/assets/scenarios/sdg13-chiangmai/video/01-maize-grower.mp4</w:t>
             </w:r>
           </w:p>
         </w:tc>
@@ -3254,7 +3254,7 @@
                 <w:b/>
                 <w:sz w:val="18"/>
               </w:rPr>
-              <w:t>Caption (.vtt) pairing</w:t>
+              <w:t>Subtitle burn-in source (.vtt)</w:t>
             </w:r>
           </w:p>
         </w:tc>
@@ -3399,7 +3399,7 @@
                 <w:b/>
                 <w:sz w:val="18"/>
               </w:rPr>
-              <w:t>ElevenLabs settings (start here, tune by ear)</w:t>
+              <w:t>Video &amp; subtitle spec</w:t>
             </w:r>
           </w:p>
         </w:tc>
@@ -3412,7 +3412,7 @@
               <w:rPr>
                 <w:sz w:val="18"/>
               </w:rPr>
-              <w:t>Stability 0.40–0.55 · Similarity 0.75 · Style 0.30–0.45 · Speaker-boost ON. Read at the wpm above; do not rush the final sentence. One natural breath at each em-dash / question mark.</w:t>
+              <w:t>1080p (≥720p) MP4 H.264 + AAC, 16:9, ≤ ~12 MB. Speaker visible, neutral background. Burn the English subtitle text (below) into the lower third — high-contrast, 2 lines max, timed to speech. Do NOT ship a sidecar .vtt; the subtitles are part of the picture.</w:t>
             </w:r>
           </w:p>
         </w:tc>
@@ -3454,7 +3454,7 @@
         <w:pStyle w:val="ListBullet2"/>
       </w:pPr>
       <w:r>
-        <w:t>Spoken words EXACTLY match the script (and the .vtt) — no paraphrase, no added 'um', no dropped clause.</w:t>
+        <w:t>Spoken words AND the burned-in subtitles EXACTLY match the script — no paraphrase, no added 'um', no dropped clause.</w:t>
       </w:r>
     </w:p>
     <w:p>
@@ -3486,7 +3486,7 @@
         <w:pStyle w:val="ListBullet2"/>
       </w:pPr>
       <w:r>
-        <w:t>Exported as MP3 (mono, 128 kbps OK) and placed exactly at /assets/scenarios/sdg13-chiangmai/audio/01-maize-grower.mp3 — filename is load-bearing, do not rename.</w:t>
+        <w:t>Exported as MP4 (H.264/AAC) and placed exactly at /assets/scenarios/sdg13-chiangmai/video/01-maize-grower.mp4 — filename is load-bearing, do not rename.</w:t>
       </w:r>
     </w:p>
     <w:p/>
@@ -3562,7 +3562,7 @@
               <w:rPr>
                 <w:sz w:val="18"/>
               </w:rPr>
-              <w:t>ElevenLabs (Multilingual v2 or v3) — English narration, Thai-accented</w:t>
+              <w:t>Video production (filmed actor OR AI talking-avatar) with the EXACT English subtitle text BURNED INTO the picture — no sidecar track</w:t>
             </w:r>
           </w:p>
         </w:tc>
@@ -3591,7 +3591,7 @@
               <w:rPr>
                 <w:sz w:val="18"/>
               </w:rPr>
-              <w:t>/assets/scenarios/sdg13-chiangmai/audio/02-clinician.mp3</w:t>
+              <w:t>/assets/scenarios/sdg13-chiangmai/video/02-clinician.mp4</w:t>
             </w:r>
           </w:p>
         </w:tc>
@@ -3607,7 +3607,7 @@
                 <w:b/>
                 <w:sz w:val="18"/>
               </w:rPr>
-              <w:t>Caption (.vtt) pairing</w:t>
+              <w:t>Subtitle burn-in source (.vtt)</w:t>
             </w:r>
           </w:p>
         </w:tc>
@@ -3752,7 +3752,7 @@
                 <w:b/>
                 <w:sz w:val="18"/>
               </w:rPr>
-              <w:t>ElevenLabs settings (start here, tune by ear)</w:t>
+              <w:t>Video &amp; subtitle spec</w:t>
             </w:r>
           </w:p>
         </w:tc>
@@ -3765,7 +3765,7 @@
               <w:rPr>
                 <w:sz w:val="18"/>
               </w:rPr>
-              <w:t>Stability 0.40–0.55 · Similarity 0.75 · Style 0.30–0.45 · Speaker-boost ON. Read at the wpm above; do not rush the final sentence. One natural breath at each em-dash / question mark.</w:t>
+              <w:t>1080p (≥720p) MP4 H.264 + AAC, 16:9, ≤ ~12 MB. Speaker visible, neutral background. Burn the English subtitle text (below) into the lower third — high-contrast, 2 lines max, timed to speech. Do NOT ship a sidecar .vtt; the subtitles are part of the picture.</w:t>
             </w:r>
           </w:p>
         </w:tc>
@@ -3807,7 +3807,7 @@
         <w:pStyle w:val="ListBullet2"/>
       </w:pPr>
       <w:r>
-        <w:t>Spoken words EXACTLY match the script (and the .vtt) — no paraphrase, no added 'um', no dropped clause.</w:t>
+        <w:t>Spoken words AND the burned-in subtitles EXACTLY match the script — no paraphrase, no added 'um', no dropped clause.</w:t>
       </w:r>
     </w:p>
     <w:p>
@@ -3839,7 +3839,7 @@
         <w:pStyle w:val="ListBullet2"/>
       </w:pPr>
       <w:r>
-        <w:t>Exported as MP3 (mono, 128 kbps OK) and placed exactly at /assets/scenarios/sdg13-chiangmai/audio/02-clinician.mp3 — filename is load-bearing, do not rename.</w:t>
+        <w:t>Exported as MP4 (H.264/AAC) and placed exactly at /assets/scenarios/sdg13-chiangmai/video/02-clinician.mp4 — filename is load-bearing, do not rename.</w:t>
       </w:r>
     </w:p>
     <w:p/>
@@ -3915,7 +3915,7 @@
               <w:rPr>
                 <w:sz w:val="18"/>
               </w:rPr>
-              <w:t>ElevenLabs (Multilingual v2 or v3) — English narration, Thai-accented</w:t>
+              <w:t>Video production (filmed actor OR AI talking-avatar) with the EXACT English subtitle text BURNED INTO the picture — no sidecar track</w:t>
             </w:r>
           </w:p>
         </w:tc>
@@ -3944,7 +3944,7 @@
               <w:rPr>
                 <w:sz w:val="18"/>
               </w:rPr>
-              <w:t>/assets/scenarios/sdg13-chiangmai/audio/03-procurement.mp3</w:t>
+              <w:t>/assets/scenarios/sdg13-chiangmai/video/03-procurement.mp4</w:t>
             </w:r>
           </w:p>
         </w:tc>
@@ -3960,7 +3960,7 @@
                 <w:b/>
                 <w:sz w:val="18"/>
               </w:rPr>
-              <w:t>Caption (.vtt) pairing</w:t>
+              <w:t>Subtitle burn-in source (.vtt)</w:t>
             </w:r>
           </w:p>
         </w:tc>
@@ -4105,7 +4105,7 @@
                 <w:b/>
                 <w:sz w:val="18"/>
               </w:rPr>
-              <w:t>ElevenLabs settings (start here, tune by ear)</w:t>
+              <w:t>Video &amp; subtitle spec</w:t>
             </w:r>
           </w:p>
         </w:tc>
@@ -4118,7 +4118,7 @@
               <w:rPr>
                 <w:sz w:val="18"/>
               </w:rPr>
-              <w:t>Stability 0.40–0.55 · Similarity 0.75 · Style 0.30–0.45 · Speaker-boost ON. Read at the wpm above; do not rush the final sentence. One natural breath at each em-dash / question mark.</w:t>
+              <w:t>1080p (≥720p) MP4 H.264 + AAC, 16:9, ≤ ~12 MB. Speaker visible, neutral background. Burn the English subtitle text (below) into the lower third — high-contrast, 2 lines max, timed to speech. Do NOT ship a sidecar .vtt; the subtitles are part of the picture.</w:t>
             </w:r>
           </w:p>
         </w:tc>
@@ -4160,7 +4160,7 @@
         <w:pStyle w:val="ListBullet2"/>
       </w:pPr>
       <w:r>
-        <w:t>Spoken words EXACTLY match the script (and the .vtt) — no paraphrase, no added 'um', no dropped clause.</w:t>
+        <w:t>Spoken words AND the burned-in subtitles EXACTLY match the script — no paraphrase, no added 'um', no dropped clause.</w:t>
       </w:r>
     </w:p>
     <w:p>
@@ -4192,7 +4192,7 @@
         <w:pStyle w:val="ListBullet2"/>
       </w:pPr>
       <w:r>
-        <w:t>Exported as MP3 (mono, 128 kbps OK) and placed exactly at /assets/scenarios/sdg13-chiangmai/audio/03-procurement.mp3 — filename is load-bearing, do not rename.</w:t>
+        <w:t>Exported as MP4 (H.264/AAC) and placed exactly at /assets/scenarios/sdg13-chiangmai/video/03-procurement.mp4 — filename is load-bearing, do not rename.</w:t>
       </w:r>
     </w:p>
     <w:p/>
@@ -4268,7 +4268,7 @@
               <w:rPr>
                 <w:sz w:val="18"/>
               </w:rPr>
-              <w:t>ElevenLabs (Multilingual v2 or v3) — English narration, Thai-accented</w:t>
+              <w:t>Video production (filmed actor OR AI talking-avatar) with the EXACT English subtitle text BURNED INTO the picture — no sidecar track</w:t>
             </w:r>
           </w:p>
         </w:tc>
@@ -4297,7 +4297,7 @@
               <w:rPr>
                 <w:sz w:val="18"/>
               </w:rPr>
-              <w:t>/assets/scenarios/sdg13-chiangmai/audio/04-officer.mp3</w:t>
+              <w:t>/assets/scenarios/sdg13-chiangmai/video/04-officer.mp4</w:t>
             </w:r>
           </w:p>
         </w:tc>
@@ -4313,7 +4313,7 @@
                 <w:b/>
                 <w:sz w:val="18"/>
               </w:rPr>
-              <w:t>Caption (.vtt) pairing</w:t>
+              <w:t>Subtitle burn-in source (.vtt)</w:t>
             </w:r>
           </w:p>
         </w:tc>
@@ -4458,7 +4458,7 @@
                 <w:b/>
                 <w:sz w:val="18"/>
               </w:rPr>
-              <w:t>ElevenLabs settings (start here, tune by ear)</w:t>
+              <w:t>Video &amp; subtitle spec</w:t>
             </w:r>
           </w:p>
         </w:tc>
@@ -4471,7 +4471,7 @@
               <w:rPr>
                 <w:sz w:val="18"/>
               </w:rPr>
-              <w:t>Stability 0.40–0.55 · Similarity 0.75 · Style 0.30–0.45 · Speaker-boost ON. Read at the wpm above; do not rush the final sentence. One natural breath at each em-dash / question mark.</w:t>
+              <w:t>1080p (≥720p) MP4 H.264 + AAC, 16:9, ≤ ~12 MB. Speaker visible, neutral background. Burn the English subtitle text (below) into the lower third — high-contrast, 2 lines max, timed to speech. Do NOT ship a sidecar .vtt; the subtitles are part of the picture.</w:t>
             </w:r>
           </w:p>
         </w:tc>
@@ -4513,7 +4513,7 @@
         <w:pStyle w:val="ListBullet2"/>
       </w:pPr>
       <w:r>
-        <w:t>Spoken words EXACTLY match the script (and the .vtt) — no paraphrase, no added 'um', no dropped clause.</w:t>
+        <w:t>Spoken words AND the burned-in subtitles EXACTLY match the script — no paraphrase, no added 'um', no dropped clause.</w:t>
       </w:r>
     </w:p>
     <w:p>
@@ -4545,7 +4545,7 @@
         <w:pStyle w:val="ListBullet2"/>
       </w:pPr>
       <w:r>
-        <w:t>Exported as MP3 (mono, 128 kbps OK) and placed exactly at /assets/scenarios/sdg13-chiangmai/audio/04-officer.mp3 — filename is load-bearing, do not rename.</w:t>
+        <w:t>Exported as MP4 (H.264/AAC) and placed exactly at /assets/scenarios/sdg13-chiangmai/video/04-officer.mp4 — filename is load-bearing, do not rename.</w:t>
       </w:r>
     </w:p>
     <w:p/>
